--- a/IQOQDQ/OQ_HMI/Machine type/FP 10/View_ProductionSubNavigationViewSetupTaskButtonView.docx
+++ b/IQOQDQ/OQ_HMI/Machine type/FP 10/View_ProductionSubNavigationViewSetupTaskButtonView.docx
@@ -87,10 +87,10 @@
                 <w:noProof/>
               </w:rPr>
               <w:drawing>
-                <wp:inline distT="0" distB="0" distL="0" distR="0" wp14:anchorId="0593CA7B" wp14:editId="11CB87AF">
+                <wp:inline distT="0" distB="0" distL="0" distR="0" wp14:anchorId="1D52743A" wp14:editId="4F797FB1">
                   <wp:extent cx="5972175" cy="3357245"/>
                   <wp:effectExtent l="0" t="0" r="9525" b="0"/>
-                  <wp:docPr id="1965457128" name="Picture 9"/>
+                  <wp:docPr id="176883325" name="Picture 1"/>
                   <wp:cNvGraphicFramePr>
                     <a:graphicFrameLocks xmlns:a="http://schemas.openxmlformats.org/drawingml/2006/main" noChangeAspect="1"/>
                   </wp:cNvGraphicFramePr>
@@ -98,7 +98,7 @@
                     <a:graphicData uri="http://schemas.openxmlformats.org/drawingml/2006/picture">
                       <pic:pic xmlns:pic="http://schemas.openxmlformats.org/drawingml/2006/picture">
                         <pic:nvPicPr>
-                          <pic:cNvPr id="0" name="Picture 2"/>
+                          <pic:cNvPr id="0" name="Picture 1"/>
                           <pic:cNvPicPr>
                             <a:picLocks noChangeAspect="1" noChangeArrowheads="1"/>
                           </pic:cNvPicPr>
